--- a/docs/Informe_Proyecto_POO_2026_1.docx
+++ b/docs/Informe_Proyecto_POO_2026_1.docx
@@ -1164,7 +1164,7 @@
           <w:szCs w:val="28"/>
           <w:lang w:val="es-PE"/>
         </w:rPr>
-        <w:t>Combo; (4) Pedido, DetallePedido e Incidente; (5) Comprobante, Boleta y Factura; (6) Gestores en memoria para cada entidad; (7) reportes gerenciales; (8) interfaz gráfica en Swing restringida por rol; y (9) pruebas documentadas e informe final. Cada fase f</w:t>
+        <w:t>Combo; (4) Pedido, DetallePedido e Incidente; (5) Comprobante, Boleta y Factura; (6) Gestores en memoria para cada entidad; (7) reportes gerenciales; (8) interfaz gráfica en Swing restringida por rol —construida inicialmente a mano y migrada luego al GUI Builder (Matisse) de NetBeans, generando para cada ventana el par de archivos .java/.form editable visualmente—; y (9) pruebas documentadas e informe final. Cada fase f</w:t>
       </w:r>
       <w:r>
         <w:rPr>
@@ -2249,7 +2249,7 @@
           <w:szCs w:val="28"/>
           <w:lang w:val="es-PE"/>
         </w:rPr>
-        <w:t xml:space="preserve">Prueba: Se verifica que todas las ventanas del sistema (JFrame) cuentan con menús (JMenuBar), tablas (JTable) y formularios simples, permitiendo al personal operativo completar sus tareas </w:t>
+        <w:t xml:space="preserve">Prueba: Se verifica que todas las ventanas del sistema (JFrame), construidas mediante el GUI Builder (Matisse) de NetBeans con sus respectivos archivos .form, cuentan con menús (JMenuBar), tablas (JTable) y formularios simples, permitiendo al personal operativo completar sus tareas </w:t>
       </w:r>
       <w:r>
         <w:rPr>
